--- a/Agenda+Notulen/notulen en agenda P4P-project.docx
+++ b/Agenda+Notulen/notulen en agenda P4P-project.docx
@@ -359,56 +359,6 @@
           <w:sz w:val="20"/>
         </w:rPr>
         <w:t>Voortgang</w:t>
-      </w:r>
-    </w:p>
-    <w:p>
-      <w:pPr>
-        <w:numPr>
-          <w:ilvl w:val="0"/>
-          <w:numId w:val="3"/>
-        </w:numPr>
-        <w:tabs>
-          <w:tab w:val="left" w:pos="3544"/>
-        </w:tabs>
-        <w:jc w:val="both"/>
-        <w:rPr>
-          <w:rFonts w:ascii="Arial" w:hAnsi="Arial" w:cs="Arial"/>
-          <w:b/>
-          <w:sz w:val="20"/>
-        </w:rPr>
-      </w:pPr>
-      <w:r>
-        <w:rPr>
-          <w:rFonts w:ascii="Arial" w:hAnsi="Arial" w:cs="Arial"/>
-          <w:b/>
-          <w:sz w:val="20"/>
-        </w:rPr>
-        <w:t>???</w:t>
-      </w:r>
-    </w:p>
-    <w:p>
-      <w:pPr>
-        <w:numPr>
-          <w:ilvl w:val="0"/>
-          <w:numId w:val="3"/>
-        </w:numPr>
-        <w:tabs>
-          <w:tab w:val="left" w:pos="3544"/>
-        </w:tabs>
-        <w:jc w:val="both"/>
-        <w:rPr>
-          <w:rFonts w:ascii="Arial" w:hAnsi="Arial" w:cs="Arial"/>
-          <w:b/>
-          <w:sz w:val="20"/>
-        </w:rPr>
-      </w:pPr>
-      <w:r>
-        <w:rPr>
-          <w:rFonts w:ascii="Arial" w:hAnsi="Arial" w:cs="Arial"/>
-          <w:b/>
-          <w:sz w:val="20"/>
-        </w:rPr>
-        <w:t>???</w:t>
       </w:r>
     </w:p>
     <w:p>
@@ -549,8 +499,33 @@
           <w:b/>
           <w:sz w:val="18"/>
         </w:rPr>
-        <w:t>P4P project Tourist App</w:t>
+        <w:t xml:space="preserve">P4P project </w:t>
       </w:r>
+      <w:proofErr w:type="spellStart"/>
+      <w:r>
+        <w:rPr>
+          <w:b/>
+          <w:sz w:val="18"/>
+        </w:rPr>
+        <w:t>Tourist</w:t>
+      </w:r>
+      <w:proofErr w:type="spellEnd"/>
+      <w:r>
+        <w:rPr>
+          <w:b/>
+          <w:sz w:val="18"/>
+        </w:rPr>
+        <w:t xml:space="preserve"> </w:t>
+      </w:r>
+      <w:proofErr w:type="spellStart"/>
+      <w:r>
+        <w:rPr>
+          <w:b/>
+          <w:sz w:val="18"/>
+        </w:rPr>
+        <w:t>App</w:t>
+      </w:r>
+      <w:proofErr w:type="spellEnd"/>
       <w:r>
         <w:rPr>
           <w:b/>
@@ -563,7 +538,14 @@
           <w:b/>
           <w:sz w:val="18"/>
         </w:rPr>
-        <w:t>op 24-04-2012</w:t>
+        <w:t>op 19</w:t>
+      </w:r>
+      <w:r>
+        <w:rPr>
+          <w:b/>
+          <w:sz w:val="18"/>
+        </w:rPr>
+        <w:t>-04-2012</w:t>
       </w:r>
       <w:r>
         <w:rPr>
@@ -601,6 +583,12 @@
         <w:tab/>
         <w:t xml:space="preserve">: </w:t>
       </w:r>
+      <w:r>
+        <w:rPr>
+          <w:sz w:val="18"/>
+        </w:rPr>
+        <w:t>Mathijs, Marten, Jasper en Eddie</w:t>
+      </w:r>
     </w:p>
     <w:p>
       <w:pPr>
@@ -831,13 +819,6 @@
           <w:sz w:val="20"/>
         </w:rPr>
       </w:pPr>
-      <w:r>
-        <w:rPr>
-          <w:rFonts w:ascii="Arial" w:hAnsi="Arial" w:cs="Arial"/>
-          <w:sz w:val="20"/>
-        </w:rPr>
-        <w:t>N.V.T.</w:t>
-      </w:r>
     </w:p>
     <w:p>
       <w:pPr>
@@ -879,8 +860,17 @@
           <w:rFonts w:ascii="Arial" w:hAnsi="Arial" w:cs="Arial"/>
           <w:sz w:val="20"/>
         </w:rPr>
-        <w:t>werken in MSproject</w:t>
+        <w:t xml:space="preserve">werken in </w:t>
       </w:r>
+      <w:proofErr w:type="spellStart"/>
+      <w:r>
+        <w:rPr>
+          <w:rFonts w:ascii="Arial" w:hAnsi="Arial" w:cs="Arial"/>
+          <w:sz w:val="20"/>
+        </w:rPr>
+        <w:t>MSproject</w:t>
+      </w:r>
+      <w:proofErr w:type="spellEnd"/>
     </w:p>
     <w:p>
       <w:pPr>
@@ -902,157 +892,92 @@
         </w:rPr>
         <w:t>Taken verdelen</w:t>
       </w:r>
+    </w:p>
+    <w:p>
+      <w:pPr>
+        <w:numPr>
+          <w:ilvl w:val="0"/>
+          <w:numId w:val="17"/>
+        </w:numPr>
+        <w:tabs>
+          <w:tab w:val="center" w:pos="4513"/>
+        </w:tabs>
+        <w:jc w:val="both"/>
+        <w:rPr>
+          <w:rFonts w:ascii="Arial" w:hAnsi="Arial" w:cs="Arial"/>
+          <w:b/>
+          <w:sz w:val="20"/>
+        </w:rPr>
+      </w:pPr>
+      <w:r>
+        <w:rPr>
+          <w:rFonts w:ascii="Arial" w:hAnsi="Arial" w:cs="Arial"/>
+          <w:b/>
+          <w:sz w:val="20"/>
+        </w:rPr>
+        <w:t>Voortgang</w:t>
+      </w:r>
+    </w:p>
+    <w:p>
+      <w:pPr>
+        <w:tabs>
+          <w:tab w:val="left" w:pos="1134"/>
+          <w:tab w:val="center" w:pos="4513"/>
+        </w:tabs>
+        <w:ind w:left="1134" w:hanging="1134"/>
+        <w:jc w:val="both"/>
+        <w:rPr>
+          <w:rFonts w:ascii="Arial" w:hAnsi="Arial" w:cs="Arial"/>
+          <w:sz w:val="20"/>
+        </w:rPr>
+      </w:pPr>
+    </w:p>
+    <w:p>
+      <w:pPr>
+        <w:pStyle w:val="Lijstalinea"/>
+        <w:numPr>
+          <w:ilvl w:val="0"/>
+          <w:numId w:val="17"/>
+        </w:numPr>
+        <w:tabs>
+          <w:tab w:val="center" w:pos="4513"/>
+        </w:tabs>
+        <w:jc w:val="both"/>
+        <w:rPr>
+          <w:rFonts w:ascii="Arial" w:hAnsi="Arial" w:cs="Arial"/>
+          <w:b/>
+          <w:sz w:val="20"/>
+        </w:rPr>
+      </w:pPr>
+      <w:r>
+        <w:rPr>
+          <w:rFonts w:ascii="Arial" w:hAnsi="Arial" w:cs="Arial"/>
+          <w:b/>
+          <w:sz w:val="20"/>
+        </w:rPr>
+        <w:t>Rondvraag</w:t>
+      </w:r>
+    </w:p>
+    <w:p>
+      <w:pPr>
+        <w:tabs>
+          <w:tab w:val="center" w:pos="4513"/>
+        </w:tabs>
+        <w:jc w:val="both"/>
+        <w:rPr>
+          <w:rFonts w:ascii="Arial" w:hAnsi="Arial" w:cs="Arial"/>
+          <w:sz w:val="20"/>
+        </w:rPr>
+      </w:pPr>
       <w:bookmarkStart w:id="0" w:name="_GoBack"/>
       <w:bookmarkEnd w:id="0"/>
     </w:p>
     <w:p>
       <w:pPr>
+        <w:pStyle w:val="Lijstalinea"/>
         <w:numPr>
           <w:ilvl w:val="0"/>
           <w:numId w:val="17"/>
-        </w:numPr>
-        <w:tabs>
-          <w:tab w:val="center" w:pos="4513"/>
-        </w:tabs>
-        <w:jc w:val="both"/>
-        <w:rPr>
-          <w:rFonts w:ascii="Arial" w:hAnsi="Arial" w:cs="Arial"/>
-          <w:b/>
-          <w:sz w:val="20"/>
-        </w:rPr>
-      </w:pPr>
-      <w:r>
-        <w:rPr>
-          <w:rFonts w:ascii="Arial" w:hAnsi="Arial" w:cs="Arial"/>
-          <w:b/>
-          <w:sz w:val="20"/>
-        </w:rPr>
-        <w:t>Voortgang</w:t>
-      </w:r>
-    </w:p>
-    <w:p>
-      <w:pPr>
-        <w:tabs>
-          <w:tab w:val="center" w:pos="4513"/>
-        </w:tabs>
-        <w:jc w:val="both"/>
-        <w:rPr>
-          <w:rFonts w:ascii="Arial" w:hAnsi="Arial" w:cs="Arial"/>
-          <w:sz w:val="20"/>
-        </w:rPr>
-      </w:pPr>
-    </w:p>
-    <w:p>
-      <w:pPr>
-        <w:tabs>
-          <w:tab w:val="center" w:pos="4513"/>
-        </w:tabs>
-        <w:jc w:val="both"/>
-        <w:rPr>
-          <w:rFonts w:ascii="Arial" w:hAnsi="Arial" w:cs="Arial"/>
-          <w:b/>
-          <w:sz w:val="20"/>
-        </w:rPr>
-      </w:pPr>
-      <w:r>
-        <w:rPr>
-          <w:rFonts w:ascii="Arial" w:hAnsi="Arial" w:cs="Arial"/>
-          <w:b/>
-          <w:sz w:val="20"/>
-        </w:rPr>
-        <w:t>6.</w:t>
-      </w:r>
-    </w:p>
-    <w:p>
-      <w:pPr>
-        <w:tabs>
-          <w:tab w:val="center" w:pos="4513"/>
-        </w:tabs>
-        <w:jc w:val="both"/>
-        <w:rPr>
-          <w:rFonts w:ascii="Arial" w:hAnsi="Arial" w:cs="Arial"/>
-          <w:b/>
-          <w:sz w:val="20"/>
-        </w:rPr>
-      </w:pPr>
-    </w:p>
-    <w:p>
-      <w:pPr>
-        <w:tabs>
-          <w:tab w:val="center" w:pos="4513"/>
-        </w:tabs>
-        <w:jc w:val="both"/>
-        <w:rPr>
-          <w:rFonts w:ascii="Arial" w:hAnsi="Arial" w:cs="Arial"/>
-          <w:b/>
-          <w:sz w:val="20"/>
-        </w:rPr>
-      </w:pPr>
-      <w:r>
-        <w:rPr>
-          <w:rFonts w:ascii="Arial" w:hAnsi="Arial" w:cs="Arial"/>
-          <w:b/>
-          <w:sz w:val="20"/>
-        </w:rPr>
-        <w:t>7.</w:t>
-      </w:r>
-    </w:p>
-    <w:p>
-      <w:pPr>
-        <w:tabs>
-          <w:tab w:val="left" w:pos="1134"/>
-          <w:tab w:val="center" w:pos="4513"/>
-        </w:tabs>
-        <w:ind w:left="1134" w:hanging="1134"/>
-        <w:jc w:val="both"/>
-        <w:rPr>
-          <w:rFonts w:ascii="Arial" w:hAnsi="Arial" w:cs="Arial"/>
-          <w:sz w:val="20"/>
-        </w:rPr>
-      </w:pPr>
-    </w:p>
-    <w:p>
-      <w:pPr>
-        <w:numPr>
-          <w:ilvl w:val="0"/>
-          <w:numId w:val="33"/>
-        </w:numPr>
-        <w:tabs>
-          <w:tab w:val="center" w:pos="4513"/>
-        </w:tabs>
-        <w:jc w:val="both"/>
-        <w:rPr>
-          <w:rFonts w:ascii="Arial" w:hAnsi="Arial" w:cs="Arial"/>
-          <w:b/>
-          <w:sz w:val="20"/>
-        </w:rPr>
-      </w:pPr>
-      <w:r>
-        <w:rPr>
-          <w:rFonts w:ascii="Arial" w:hAnsi="Arial" w:cs="Arial"/>
-          <w:b/>
-          <w:sz w:val="20"/>
-        </w:rPr>
-        <w:t>Rondvraag</w:t>
-      </w:r>
-    </w:p>
-    <w:p>
-      <w:pPr>
-        <w:tabs>
-          <w:tab w:val="center" w:pos="4513"/>
-        </w:tabs>
-        <w:jc w:val="both"/>
-        <w:rPr>
-          <w:rFonts w:ascii="Arial" w:hAnsi="Arial" w:cs="Arial"/>
-          <w:sz w:val="20"/>
-        </w:rPr>
-      </w:pPr>
-    </w:p>
-    <w:p>
-      <w:pPr>
-        <w:numPr>
-          <w:ilvl w:val="0"/>
-          <w:numId w:val="26"/>
         </w:numPr>
         <w:tabs>
           <w:tab w:val="center" w:pos="4513"/>
